--- a/docs/grc/Agentic_GRC_on_SAS_Response_and_Plan.docx
+++ b/docs/grc/Agentic_GRC_on_SAS_Response_and_Plan.docx
@@ -4,7 +4,57 @@
   <w:body>
     <w:p>
       <w:pPr>
-        <w:spacing w:after="120" w:before="2400"/>
+        <w:spacing w:before="1400"/>
+      </w:pPr>
+    </w:p>
+    <w:p>
+      <w:pPr>
+        <w:spacing w:after="360"/>
+      </w:pPr>
+      <w:r>
+        <w:drawing>
+          <wp:inline distT="0" distB="0" distL="0" distR="0">
+            <wp:extent cx="2381250" cy="561975"/>
+            <wp:effectExtent t="0" r="0" b="0" l="0"/>
+            <wp:docPr id="1" name="Fleet Studio logo" descr="Fleet Studio by Verto Wave" title="Fleet Studio"/>
+            <wp:cNvGraphicFramePr>
+              <a:graphicFrameLocks xmlns:a="http://schemas.openxmlformats.org/drawingml/2006/main" noChangeAspect="1"/>
+            </wp:cNvGraphicFramePr>
+            <a:graphic xmlns:a="http://schemas.openxmlformats.org/drawingml/2006/main">
+              <a:graphicData uri="http://schemas.openxmlformats.org/drawingml/2006/picture">
+                <pic:pic xmlns:pic="http://schemas.openxmlformats.org/drawingml/2006/picture">
+                  <pic:nvPicPr>
+                    <pic:cNvPr id="0" name="" descr=""/>
+                    <pic:cNvPicPr>
+                      <a:picLocks noChangeAspect="1" noChangeArrowheads="1"/>
+                    </pic:cNvPicPr>
+                  </pic:nvPicPr>
+                  <pic:blipFill>
+                    <a:blip r:embed="rId10" cstate="none"/>
+                    <a:srcRect/>
+                    <a:stretch>
+                      <a:fillRect/>
+                    </a:stretch>
+                  </pic:blipFill>
+                  <pic:spPr bwMode="auto">
+                    <a:xfrm>
+                      <a:off x="0" y="0"/>
+                      <a:ext cx="2381250" cy="561975"/>
+                    </a:xfrm>
+                    <a:prstGeom prst="rect">
+                      <a:avLst/>
+                    </a:prstGeom>
+                  </pic:spPr>
+                </pic:pic>
+              </a:graphicData>
+            </a:graphic>
+          </wp:inline>
+        </w:drawing>
+      </w:r>
+    </w:p>
+    <w:p>
+      <w:pPr>
+        <w:spacing w:after="120" w:before="0"/>
       </w:pPr>
       <w:r>
         <w:rPr>
@@ -244,7 +294,7 @@
                 <w:sz w:val="20"/>
                 <w:szCs w:val="20"/>
               </w:rPr>
-              <w:t xml:space="preserve"> Fleet Control, our control plane for agent fleets, already enforces policies, tests agents before production, grades evidence (Evidence found / No evidence / Not verifiable / Policy blocked), runs workflows with human gates and records decisions in Decision Rooms. It has run end to end against the SAS Viya MCP Server on our lab.</w:t>
+              <w:t xml:space="preserve"> Fleet Studio, our control plane for agent fleets, already enforces policies, tests agents before production, grades evidence (Evidence found / No evidence / Not verifiable / Policy blocked), runs workflows with human gates and records decisions in Decision Rooms. It has run end to end against the SAS Viya MCP Server on our lab.</w:t>
             </w:r>
           </w:p>
           <w:p>
@@ -369,7 +419,7 @@
         <w:t xml:space="preserve">The guardrails.</w:t>
       </w:r>
       <w:r>
-        <w:t xml:space="preserve"> Root cause is a hypothesis, not a fact. Findings cite their records. Thresholds and risk appetite stay deterministic. Material conclusions need human approval. Each of these maps onto a mechanism Fleet Control already enforces (section 5.4).</w:t>
+        <w:t xml:space="preserve"> Root cause is a hypothesis, not a fact. Findings cite their records. Thresholds and risk appetite stay deterministic. Material conclusions need human approval. Each of these maps onto a mechanism Fleet Studio already enforces (section 5.4).</w:t>
       </w:r>
     </w:p>
     <w:p>
@@ -2577,7 +2627,7 @@
                 <w:sz w:val="18"/>
                 <w:szCs w:val="18"/>
               </w:rPr>
-              <w:t xml:space="preserve">The evidence chain from a record to a finding to a decision has to come from our layer. Fleet Control already provides it.</w:t>
+              <w:t xml:space="preserve">The evidence chain from a record to a finding to a decision has to come from our layer. Fleet Studio already provides it.</w:t>
             </w:r>
           </w:p>
         </w:tc>
@@ -2802,7 +2852,7 @@
         <w:spacing w:after="120" w:line="276"/>
       </w:pPr>
       <w:r>
-        <w:t xml:space="preserve">We are not starting from zero. Fleet Control and its SAS integration already cover most of the proposal’s governance layer.</w:t>
+        <w:t xml:space="preserve">We are not starting from zero. Fleet Studio and its SAS integration already cover most of the proposal’s governance layer.</w:t>
       </w:r>
     </w:p>
     <w:tbl>
@@ -4590,7 +4640,7 @@
                 <w:sz w:val="18"/>
                 <w:szCs w:val="18"/>
               </w:rPr>
-              <w:t xml:space="preserve">Fleet Control: blueprints, policy, tests, assurance, workflows, Decision Rooms, audit</w:t>
+              <w:t xml:space="preserve">Fleet Studio: blueprints, policy, tests, assurance, workflows, Decision Rooms, audit</w:t>
             </w:r>
           </w:p>
         </w:tc>
@@ -5138,7 +5188,7 @@
           <w:b/>
           <w:bCs/>
         </w:rPr>
-        <w:t xml:space="preserve">No credentials through Fleet Control.</w:t>
+        <w:t xml:space="preserve">No credentials through Fleet Studio.</w:t>
       </w:r>
       <w:r>
         <w:t xml:space="preserve"> Each agent has its own GCM identity on the customer’s host, like our existing SAS setup.</w:t>
@@ -9026,7 +9076,7 @@
         <w:spacing w:after="60" w:line="264"/>
       </w:pPr>
       <w:r>
-        <w:t xml:space="preserve">Load one real regulation and a sample policy and control library (exported from GCM or taken from a public framework) into a Fleet Control content zone.</w:t>
+        <w:t xml:space="preserve">Load one real regulation and a sample policy and control library (exported from GCM or taken from a public framework) into a Fleet Studio content zone.</w:t>
       </w:r>
     </w:p>
     <w:p>
@@ -9132,7 +9182,7 @@
         <w:spacing w:after="60" w:line="264"/>
       </w:pPr>
       <w:r>
-        <w:t xml:space="preserve">One GCM identity per agent, provisioned and renewed on the customer’s host; nothing passes through Fleet Control.</w:t>
+        <w:t xml:space="preserve">One GCM identity per agent, provisioned and renewed on the customer’s host; nothing passes through Fleet Studio.</w:t>
       </w:r>
     </w:p>
     <w:p>
@@ -9292,7 +9342,7 @@
         <w:spacing w:after="60" w:line="264"/>
       </w:pPr>
       <w:r>
-        <w:t xml:space="preserve">Warn a day ahead of any expiring credential, as Fleet Control already does for MCP logins.</w:t>
+        <w:t xml:space="preserve">Warn a day ahead of any expiring credential, as Fleet Studio already does for MCP logins.</w:t>
       </w:r>
     </w:p>
     <w:p>
@@ -9895,7 +9945,7 @@
                 <w:sz w:val="18"/>
                 <w:szCs w:val="18"/>
               </w:rPr>
-              <w:t xml:space="preserve">Fleet Control engineer</w:t>
+              <w:t xml:space="preserve">Fleet Studio engineer</w:t>
             </w:r>
           </w:p>
         </w:tc>
@@ -11177,7 +11227,7 @@
         <w:t xml:space="preserve">Agree the product boundary:</w:t>
       </w:r>
       <w:r>
-        <w:t xml:space="preserve"> we sell the GRC connector, the GRC Fleet Pack and Fleet Control as one governed product on top of the customer’s SAS licence; we do not replace GCM.</w:t>
+        <w:t xml:space="preserve"> we sell the GRC connector, the GRC Fleet Pack and Fleet Studio as one governed product on top of the customer’s SAS licence; we do not replace GCM.</w:t>
       </w:r>
     </w:p>
     <w:p>
@@ -11198,7 +11248,7 @@
         <w:spacing w:after="80" w:line="264"/>
       </w:pPr>
       <w:r>
-        <w:t xml:space="preserve">Name the integration layer: our GRC connector plus Fleet Control. State plainly that SAS provides no GCM tools for agents today.</w:t>
+        <w:t xml:space="preserve">Name the integration layer: our GRC connector plus Fleet Studio. State plainly that SAS provides no GCM tools for agents today.</w:t>
       </w:r>
     </w:p>
     <w:p>
@@ -26970,7 +27020,7 @@
         </w:rPr>
         <w:t xml:space="preserve">SAS Viya MCP Server (GitHub, tool tiers and read-only mode) — </w:t>
       </w:r>
-      <w:hyperlink w:history="1" r:id="rIdphqzwkqq6l4r7wzrrq6r3">
+      <w:hyperlink w:history="1" r:id="rIdwj7onfgffxdui7yg-ukxy">
         <w:r>
           <w:rPr>
             <w:rStyle w:val="Hyperlink"/>
@@ -26997,7 +27047,7 @@
         </w:rPr>
         <w:t xml:space="preserve">SAS Viya MCP Server product page — </w:t>
       </w:r>
-      <w:hyperlink w:history="1" r:id="rIdvzsizveol_uf0yewfc1i5">
+      <w:hyperlink w:history="1" r:id="rIdyha3pt_zitovrrootzqea">
         <w:r>
           <w:rPr>
             <w:rStyle w:val="Hyperlink"/>
@@ -27024,7 +27074,7 @@
         </w:rPr>
         <w:t xml:space="preserve">SAS press release, SAS Innovate 2026: AI assistants and agentic AI — </w:t>
       </w:r>
-      <w:hyperlink w:history="1" r:id="rIdyc7rtsuot7ux7vs-6g3aq">
+      <w:hyperlink w:history="1" r:id="rIdapgkme1q94zhz4jjptwhm">
         <w:r>
           <w:rPr>
             <w:rStyle w:val="Hyperlink"/>
@@ -27051,7 +27101,7 @@
         </w:rPr>
         <w:t xml:space="preserve">SAS blog: governed banking workflow with the Viya MCP Server — </w:t>
       </w:r>
-      <w:hyperlink w:history="1" r:id="rId9umatft1wzvevp55dapyh">
+      <w:hyperlink w:history="1" r:id="rIdr2jm8ilwvxf22rr_b8kgm">
         <w:r>
           <w:rPr>
             <w:rStyle w:val="Hyperlink"/>
@@ -27078,7 +27128,7 @@
         </w:rPr>
         <w:t xml:space="preserve">SAS Communities: REST APIs in SAS Model Risk Management (riskCirrusObjects) — </w:t>
       </w:r>
-      <w:hyperlink w:history="1" r:id="rIdxzdwxpcfssrtfp5fovfjm">
+      <w:hyperlink w:history="1" r:id="rIdyim556rqf4bv8tqi3zsx7">
         <w:r>
           <w:rPr>
             <w:rStyle w:val="Hyperlink"/>
@@ -27105,7 +27155,7 @@
         </w:rPr>
         <w:t xml:space="preserve">SAS GCM features — </w:t>
       </w:r>
-      <w:hyperlink w:history="1" r:id="rIde69xlj20z9k8et7chj8av">
+      <w:hyperlink w:history="1" r:id="rId1t1sbefrvnu86jum-bbb7">
         <w:r>
           <w:rPr>
             <w:rStyle w:val="Hyperlink"/>
@@ -27132,7 +27182,7 @@
         </w:rPr>
         <w:t xml:space="preserve">SAS GCM support (documentation needs an access key) — </w:t>
       </w:r>
-      <w:hyperlink w:history="1" r:id="rIdji14pzorwkxgkyvipt39p">
+      <w:hyperlink w:history="1" r:id="rIdzruhejmsriaw-dbazzcij">
         <w:r>
           <w:rPr>
             <w:rStyle w:val="Hyperlink"/>
@@ -27159,7 +27209,7 @@
         </w:rPr>
         <w:t xml:space="preserve">SAS Viya Deployment Guide 2025.09 (GCM on Viya, Risk Cirrus Core) — </w:t>
       </w:r>
-      <w:hyperlink w:history="1" r:id="rIdcdr9-utv-hsaq-ixvwmbg">
+      <w:hyperlink w:history="1" r:id="rId-f2x9vadap30-kxgmm9dh">
         <w:r>
           <w:rPr>
             <w:rStyle w:val="Hyperlink"/>
@@ -27180,7 +27230,7 @@
         <w:spacing w:after="60" w:line="264"/>
       </w:pPr>
       <w:r>
-        <w:t xml:space="preserve">Our own lab findings: SAS Viya MCP Server 1.15 and 1.16.1 on SAS Viya, with Hermes Agent 0.21 and Fleet Control, September 2026 (internal integration notes).</w:t>
+        <w:t xml:space="preserve">Our own lab findings: SAS Viya MCP Server 1.15 and 1.16.1 on SAS Viya, with Hermes Agent 0.21 and Fleet Studio, September 2026 (internal integration notes).</w:t>
       </w:r>
     </w:p>
     <w:sectPr>
@@ -27326,15 +27376,53 @@
 <file path=word/header1.xml><?xml version="1.0" encoding="utf-8"?>
 <w:hdr xmlns:wpc="http://schemas.microsoft.com/office/word/2010/wordprocessingCanvas" xmlns:mc="http://schemas.openxmlformats.org/markup-compatibility/2006" xmlns:o="urn:schemas-microsoft-com:office:office" xmlns:r="http://schemas.openxmlformats.org/officeDocument/2006/relationships" xmlns:m="http://schemas.openxmlformats.org/officeDocument/2006/math" xmlns:v="urn:schemas-microsoft-com:vml" xmlns:wp14="http://schemas.microsoft.com/office/word/2010/wordprocessingDrawing" xmlns:wp="http://schemas.openxmlformats.org/drawingml/2006/wordprocessingDrawing" xmlns:w10="urn:schemas-microsoft-com:office:word" xmlns:w="http://schemas.openxmlformats.org/wordprocessingml/2006/main" xmlns:w14="http://schemas.microsoft.com/office/word/2010/wordml" xmlns:w15="http://schemas.microsoft.com/office/word/2012/wordml" xmlns:wpg="http://schemas.microsoft.com/office/word/2010/wordprocessingGroup" xmlns:wpi="http://schemas.microsoft.com/office/word/2010/wordprocessingInk" xmlns:wne="http://schemas.microsoft.com/office/word/2006/wordml" xmlns:wps="http://schemas.microsoft.com/office/word/2010/wordprocessingShape" xmlns:cx="http://schemas.microsoft.com/office/drawing/2014/chartex" xmlns:cx1="http://schemas.microsoft.com/office/drawing/2015/9/8/chartex" xmlns:cx2="http://schemas.microsoft.com/office/drawing/2015/10/21/chartex" xmlns:cx3="http://schemas.microsoft.com/office/drawing/2016/5/9/chartex" xmlns:cx4="http://schemas.microsoft.com/office/drawing/2016/5/10/chartex" xmlns:cx5="http://schemas.microsoft.com/office/drawing/2016/5/11/chartex" xmlns:cx6="http://schemas.microsoft.com/office/drawing/2016/5/12/chartex" xmlns:cx7="http://schemas.microsoft.com/office/drawing/2016/5/13/chartex" xmlns:cx8="http://schemas.microsoft.com/office/drawing/2016/5/14/chartex" xmlns:w16cid="http://schemas.microsoft.com/office/word/2016/wordml/cid" xmlns:w16se="http://schemas.microsoft.com/office/word/2015/wordml/symex">
   <w:p>
-    <w:pPr>
-      <w:jc w:val="right"/>
-    </w:pPr>
+    <w:r>
+      <w:drawing>
+        <wp:inline distT="0" distB="0" distL="0" distR="0">
+          <wp:extent cx="876300" cy="209550"/>
+          <wp:effectExtent t="0" r="0" b="0" l="0"/>
+          <wp:docPr id="2" name="Fleet Studio logo" descr="Fleet Studio by Verto Wave" title="Fleet Studio"/>
+          <wp:cNvGraphicFramePr>
+            <a:graphicFrameLocks xmlns:a="http://schemas.openxmlformats.org/drawingml/2006/main" noChangeAspect="1"/>
+          </wp:cNvGraphicFramePr>
+          <a:graphic xmlns:a="http://schemas.openxmlformats.org/drawingml/2006/main">
+            <a:graphicData uri="http://schemas.openxmlformats.org/drawingml/2006/picture">
+              <pic:pic xmlns:pic="http://schemas.openxmlformats.org/drawingml/2006/picture">
+                <pic:nvPicPr>
+                  <pic:cNvPr id="0" name="" descr=""/>
+                  <pic:cNvPicPr>
+                    <a:picLocks noChangeAspect="1" noChangeArrowheads="1"/>
+                  </pic:cNvPicPr>
+                </pic:nvPicPr>
+                <pic:blipFill>
+                  <a:blip r:embed="rId0" cstate="none"/>
+                  <a:srcRect/>
+                  <a:stretch>
+                    <a:fillRect/>
+                  </a:stretch>
+                </pic:blipFill>
+                <pic:spPr bwMode="auto">
+                  <a:xfrm>
+                    <a:off x="0" y="0"/>
+                    <a:ext cx="876300" cy="209550"/>
+                  </a:xfrm>
+                  <a:prstGeom prst="rect">
+                    <a:avLst/>
+                  </a:prstGeom>
+                </pic:spPr>
+              </pic:pic>
+            </a:graphicData>
+          </a:graphic>
+        </wp:inline>
+      </w:drawing>
+    </w:r>
     <w:r>
       <w:rPr>
         <w:color w:val="5B6770"/>
         <w:sz w:val="16"/>
         <w:szCs w:val="16"/>
       </w:rPr>
+      <w:ptab w:alignment="right" w:relativeTo="margin" w:leader="none"/>
       <w:t xml:space="preserve">Agentic GRC on SAS — Response to proposal</w:t>
     </w:r>
   </w:p>
